--- a/SEM 6/WEBX/Documentation/WBEXP3.docx
+++ b/SEM 6/WEBX/Documentation/WBEXP3.docx
@@ -2,14 +2,1371 @@
 <file path=word/document.xml><?xml version="1.0" encoding="utf-8"?>
 <w:document xmlns:wpc="http://schemas.microsoft.com/office/word/2010/wordprocessingCanvas" xmlns:cx="http://schemas.microsoft.com/office/drawing/2014/chartex" xmlns:cx1="http://schemas.microsoft.com/office/drawing/2015/9/8/chartex" xmlns:cx2="http://schemas.microsoft.com/office/drawing/2015/10/21/chartex" xmlns:cx3="http://schemas.microsoft.com/office/drawing/2016/5/9/chartex" xmlns:cx4="http://schemas.microsoft.com/office/drawing/2016/5/10/chartex" xmlns:cx5="http://schemas.microsoft.com/office/drawing/2016/5/11/chartex" xmlns:cx6="http://schemas.microsoft.com/office/drawing/2016/5/12/chartex" xmlns:cx7="http://schemas.microsoft.com/office/drawing/2016/5/13/chartex" xmlns:cx8="http://schemas.microsoft.com/office/drawing/2016/5/14/chartex" xmlns:mc="http://schemas.openxmlformats.org/markup-compatibility/2006" xmlns:aink="http://schemas.microsoft.com/office/drawing/2016/ink" xmlns:am3d="http://schemas.microsoft.com/office/drawing/2017/model3d" xmlns:o="urn:schemas-microsoft-com:office:office" xmlns:r="http://schemas.openxmlformats.org/officeDocument/2006/relationships" xmlns:m="http://schemas.openxmlformats.org/officeDocument/2006/math" xmlns:v="urn:schemas-microsoft-com:vml" xmlns:wp14="http://schemas.microsoft.com/office/word/2010/wordprocessingDrawing" xmlns:wp="http://schemas.openxmlformats.org/drawingml/2006/wordprocessingDrawing" xmlns:w10="urn:schemas-microsoft-com:office:word" xmlns:w="http://schemas.openxmlformats.org/wordprocessingml/2006/main" xmlns:w14="http://schemas.microsoft.com/office/word/2010/wordml" xmlns:w15="http://schemas.microsoft.com/office/word/2012/wordml" xmlns:w16cex="http://schemas.microsoft.com/office/word/2018/wordml/cex" xmlns:w16cid="http://schemas.microsoft.com/office/word/2016/wordml/cid" xmlns:w16="http://schemas.microsoft.com/office/word/2018/wordml" xmlns:w16sdtdh="http://schemas.microsoft.com/office/word/2020/wordml/sdtdatahash" xmlns:w16se="http://schemas.microsoft.com/office/word/2015/wordml/symex" xmlns:wpg="http://schemas.microsoft.com/office/word/2010/wordprocessingGroup" xmlns:wpi="http://schemas.microsoft.com/office/word/2010/wordprocessingInk" xmlns:wne="http://schemas.microsoft.com/office/word/2006/wordml" xmlns:wps="http://schemas.microsoft.com/office/word/2010/wordprocessingShape" mc:Ignorable="w14 w15 w16se w16cid w16 w16cex w16sdtdh wp14">
   <w:body>
-    <w:p/>
+    <w:p>
+      <w:pPr>
+        <w:pStyle w:val="H"/>
+      </w:pPr>
+      <w:r>
+        <w:t xml:space="preserve">Aim: </w:t>
+      </w:r>
+      <w:r>
+        <w:t xml:space="preserve">To install and Implement typescript programming for developing and maintaining scalable and maintainable </w:t>
+      </w:r>
+      <w:r>
+        <w:t>JavaScript</w:t>
+      </w:r>
+      <w:r>
+        <w:t xml:space="preserve"> application.</w:t>
+      </w:r>
+    </w:p>
+    <w:p>
+      <w:pPr>
+        <w:pStyle w:val="S"/>
+      </w:pPr>
+    </w:p>
+    <w:p>
+      <w:pPr>
+        <w:pStyle w:val="H"/>
+      </w:pPr>
+      <w:r>
+        <w:t>Theory:</w:t>
+      </w:r>
+    </w:p>
+    <w:p>
+      <w:pPr>
+        <w:pStyle w:val="H"/>
+      </w:pPr>
+      <w:r>
+        <w:t xml:space="preserve">Q1. </w:t>
+      </w:r>
+      <w:r>
+        <w:t>What is TypeScript?</w:t>
+      </w:r>
+    </w:p>
+    <w:p>
+      <w:pPr>
+        <w:pStyle w:val="T"/>
+        <w:rPr>
+          <w:rStyle w:val="Strong"/>
+          <w:b w:val="0"/>
+          <w:bCs w:val="0"/>
+        </w:rPr>
+      </w:pPr>
+      <w:r>
+        <w:rPr>
+          <w:rStyle w:val="Strong"/>
+          <w:b w:val="0"/>
+          <w:bCs w:val="0"/>
+        </w:rPr>
+        <w:t>TypeScript is an open-source programming language developed by Microsoft that builds on top of JavaScript by adding static type definitions.</w:t>
+      </w:r>
+    </w:p>
+    <w:p>
+      <w:pPr>
+        <w:pStyle w:val="T"/>
+      </w:pPr>
+      <w:r>
+        <w:t>TypeScript is a programming language developed by Microsoft</w:t>
+      </w:r>
+      <w:r>
+        <w:t xml:space="preserve">. </w:t>
+      </w:r>
+      <w:r>
+        <w:t>It is </w:t>
+      </w:r>
+      <w:r>
+        <w:t xml:space="preserve">basically </w:t>
+      </w:r>
+      <w:r>
+        <w:t>JavaScript + extra features</w:t>
+      </w:r>
+    </w:p>
+    <w:p>
+      <w:pPr>
+        <w:pStyle w:val="T"/>
+      </w:pPr>
+      <w:r>
+        <w:t>Main difference:</w:t>
+      </w:r>
+    </w:p>
+    <w:p>
+      <w:pPr>
+        <w:pStyle w:val="T"/>
+        <w:numPr>
+          <w:ilvl w:val="0"/>
+          <w:numId w:val="1"/>
+        </w:numPr>
+        <w:spacing w:after="40"/>
+        <w:ind w:left="714" w:hanging="357"/>
+      </w:pPr>
+      <w:r>
+        <w:t>JavaScript → errors appear while running</w:t>
+      </w:r>
+    </w:p>
+    <w:p>
+      <w:pPr>
+        <w:pStyle w:val="T"/>
+        <w:numPr>
+          <w:ilvl w:val="0"/>
+          <w:numId w:val="1"/>
+        </w:numPr>
+        <w:spacing w:after="40"/>
+        <w:ind w:left="714" w:hanging="357"/>
+      </w:pPr>
+      <w:r>
+        <w:t>TypeScript → errors appear before running (during compilation)</w:t>
+      </w:r>
+    </w:p>
+    <w:p>
+      <w:pPr>
+        <w:pStyle w:val="T"/>
+      </w:pPr>
+      <w:r>
+        <w:t>“</w:t>
+      </w:r>
+      <w:r>
+        <w:t>TypeScript helps us find mistakes early and write clean, organized code.</w:t>
+      </w:r>
+      <w:r>
+        <w:t>”</w:t>
+      </w:r>
+    </w:p>
+    <w:p>
+      <w:pPr>
+        <w:pStyle w:val="S"/>
+      </w:pPr>
+    </w:p>
+    <w:p>
+      <w:pPr>
+        <w:pStyle w:val="H"/>
+      </w:pPr>
+      <w:r>
+        <w:t xml:space="preserve">Q2. </w:t>
+      </w:r>
+      <w:r>
+        <w:t>Why Do We Use TypeScript?</w:t>
+      </w:r>
+    </w:p>
+    <w:p>
+      <w:pPr>
+        <w:pStyle w:val="T"/>
+      </w:pPr>
+      <w:r>
+        <w:t>Advantages</w:t>
+      </w:r>
+      <w:r>
+        <w:t>:</w:t>
+      </w:r>
+    </w:p>
+    <w:p>
+      <w:pPr>
+        <w:pStyle w:val="T"/>
+        <w:numPr>
+          <w:ilvl w:val="0"/>
+          <w:numId w:val="1"/>
+        </w:numPr>
+        <w:spacing w:after="40"/>
+        <w:ind w:left="714" w:hanging="357"/>
+      </w:pPr>
+      <w:r>
+        <w:t>Static Typing → tells what type of data is used (number, string, etc.)</w:t>
+      </w:r>
+    </w:p>
+    <w:p>
+      <w:pPr>
+        <w:pStyle w:val="T"/>
+        <w:numPr>
+          <w:ilvl w:val="0"/>
+          <w:numId w:val="1"/>
+        </w:numPr>
+        <w:spacing w:after="40"/>
+        <w:ind w:left="714" w:hanging="357"/>
+      </w:pPr>
+      <w:r>
+        <w:t>Less Errors → mistakes caught before execution</w:t>
+      </w:r>
+    </w:p>
+    <w:p>
+      <w:pPr>
+        <w:pStyle w:val="T"/>
+        <w:numPr>
+          <w:ilvl w:val="0"/>
+          <w:numId w:val="1"/>
+        </w:numPr>
+        <w:spacing w:after="40"/>
+        <w:ind w:left="714" w:hanging="357"/>
+      </w:pPr>
+      <w:r>
+        <w:t>Better Code Structure</w:t>
+      </w:r>
+    </w:p>
+    <w:p>
+      <w:pPr>
+        <w:pStyle w:val="T"/>
+        <w:numPr>
+          <w:ilvl w:val="0"/>
+          <w:numId w:val="1"/>
+        </w:numPr>
+        <w:spacing w:after="40"/>
+        <w:ind w:left="714" w:hanging="357"/>
+      </w:pPr>
+      <w:r>
+        <w:t>Supports OOP concepts (class, object, constructor)</w:t>
+      </w:r>
+    </w:p>
+    <w:p>
+      <w:pPr>
+        <w:pStyle w:val="T"/>
+        <w:numPr>
+          <w:ilvl w:val="0"/>
+          <w:numId w:val="1"/>
+        </w:numPr>
+        <w:spacing w:after="40"/>
+        <w:ind w:left="714" w:hanging="357"/>
+      </w:pPr>
+      <w:r>
+        <w:t>Converts to JavaScript → runs everywhere</w:t>
+      </w:r>
+    </w:p>
+    <w:p>
+      <w:pPr>
+        <w:pStyle w:val="S"/>
+      </w:pPr>
+    </w:p>
+    <w:p>
+      <w:pPr>
+        <w:pStyle w:val="H"/>
+      </w:pPr>
+      <w:r>
+        <w:t xml:space="preserve">Q3. List down the </w:t>
+      </w:r>
+      <w:r>
+        <w:t>Software Requirements</w:t>
+      </w:r>
+      <w:r>
+        <w:t xml:space="preserve"> for this experiment.</w:t>
+      </w:r>
+    </w:p>
+    <w:p>
+      <w:pPr>
+        <w:pStyle w:val="T"/>
+        <w:numPr>
+          <w:ilvl w:val="0"/>
+          <w:numId w:val="1"/>
+        </w:numPr>
+        <w:spacing w:after="40"/>
+        <w:ind w:left="714" w:hanging="357"/>
+      </w:pPr>
+      <w:r>
+        <w:t>Windows/Linus/Mac Operating System</w:t>
+      </w:r>
+    </w:p>
+    <w:p>
+      <w:pPr>
+        <w:pStyle w:val="T"/>
+        <w:numPr>
+          <w:ilvl w:val="0"/>
+          <w:numId w:val="1"/>
+        </w:numPr>
+        <w:spacing w:after="40"/>
+        <w:ind w:left="714" w:hanging="357"/>
+      </w:pPr>
+      <w:r>
+        <w:t>Visual Studio Code</w:t>
+      </w:r>
+    </w:p>
+    <w:p>
+      <w:pPr>
+        <w:pStyle w:val="T"/>
+        <w:numPr>
+          <w:ilvl w:val="0"/>
+          <w:numId w:val="1"/>
+        </w:numPr>
+        <w:spacing w:after="40"/>
+        <w:ind w:left="714" w:hanging="357"/>
+      </w:pPr>
+      <w:r>
+        <w:t>Node.js</w:t>
+      </w:r>
+    </w:p>
+    <w:p>
+      <w:pPr>
+        <w:pStyle w:val="T"/>
+        <w:numPr>
+          <w:ilvl w:val="0"/>
+          <w:numId w:val="1"/>
+        </w:numPr>
+        <w:spacing w:after="40"/>
+        <w:ind w:left="714" w:hanging="357"/>
+      </w:pPr>
+      <w:r>
+        <w:t>Typescript Compiler</w:t>
+      </w:r>
+    </w:p>
+    <w:p>
+      <w:pPr>
+        <w:pStyle w:val="T"/>
+        <w:spacing w:after="40"/>
+      </w:pPr>
+    </w:p>
+    <w:p>
+      <w:pPr>
+        <w:pStyle w:val="H"/>
+      </w:pPr>
+      <w:r>
+        <w:t>Q4. Write a program to print ‘Hello World’ via Typescript</w:t>
+      </w:r>
+      <w:r>
+        <w:t>.</w:t>
+      </w:r>
+    </w:p>
+    <w:p>
+      <w:pPr>
+        <w:pStyle w:val="S"/>
+      </w:pPr>
+    </w:p>
+    <w:p>
+      <w:pPr>
+        <w:pStyle w:val="H"/>
+      </w:pPr>
+      <w:r>
+        <w:t>Code:</w:t>
+      </w:r>
+    </w:p>
+    <w:p>
+      <w:pPr>
+        <w:pStyle w:val="Code"/>
+      </w:pPr>
+      <w:r>
+        <w:t>console.log("Hello World");</w:t>
+      </w:r>
+    </w:p>
+    <w:p>
+      <w:pPr>
+        <w:pStyle w:val="S"/>
+      </w:pPr>
+    </w:p>
+    <w:p>
+      <w:pPr>
+        <w:pStyle w:val="S"/>
+      </w:pPr>
+    </w:p>
+    <w:p>
+      <w:pPr>
+        <w:pStyle w:val="H"/>
+      </w:pPr>
+      <w:proofErr w:type="spellStart"/>
+      <w:r>
+        <w:t>Ouput</w:t>
+      </w:r>
+      <w:proofErr w:type="spellEnd"/>
+      <w:r>
+        <w:t>:</w:t>
+      </w:r>
+    </w:p>
+    <w:p>
+      <w:pPr>
+        <w:pStyle w:val="T"/>
+        <w:spacing w:after="40"/>
+      </w:pPr>
+      <w:r>
+        <w:drawing>
+          <wp:inline distT="0" distB="0" distL="0" distR="0" wp14:anchorId="44CFB1E6" wp14:editId="026CCB52">
+            <wp:extent cx="6188710" cy="620395"/>
+            <wp:effectExtent l="0" t="0" r="2540" b="8255"/>
+            <wp:docPr id="1" name="Picture 1"/>
+            <wp:cNvGraphicFramePr>
+              <a:graphicFrameLocks xmlns:a="http://schemas.openxmlformats.org/drawingml/2006/main" noChangeAspect="1"/>
+            </wp:cNvGraphicFramePr>
+            <a:graphic xmlns:a="http://schemas.openxmlformats.org/drawingml/2006/main">
+              <a:graphicData uri="http://schemas.openxmlformats.org/drawingml/2006/picture">
+                <pic:pic xmlns:pic="http://schemas.openxmlformats.org/drawingml/2006/picture">
+                  <pic:nvPicPr>
+                    <pic:cNvPr id="1" name=""/>
+                    <pic:cNvPicPr/>
+                  </pic:nvPicPr>
+                  <pic:blipFill>
+                    <a:blip r:embed="rId8"/>
+                    <a:stretch>
+                      <a:fillRect/>
+                    </a:stretch>
+                  </pic:blipFill>
+                  <pic:spPr>
+                    <a:xfrm>
+                      <a:off x="0" y="0"/>
+                      <a:ext cx="6188710" cy="620395"/>
+                    </a:xfrm>
+                    <a:prstGeom prst="rect">
+                      <a:avLst/>
+                    </a:prstGeom>
+                  </pic:spPr>
+                </pic:pic>
+              </a:graphicData>
+            </a:graphic>
+          </wp:inline>
+        </w:drawing>
+      </w:r>
+    </w:p>
+    <w:p>
+      <w:pPr>
+        <w:pStyle w:val="T"/>
+        <w:spacing w:after="40"/>
+      </w:pPr>
+    </w:p>
+    <w:p>
+      <w:pPr>
+        <w:pStyle w:val="H"/>
+      </w:pPr>
+      <w:r>
+        <w:lastRenderedPageBreak/>
+        <w:t>Q</w:t>
+      </w:r>
+      <w:r>
+        <w:t>5</w:t>
+      </w:r>
+      <w:r>
+        <w:t xml:space="preserve">. Write a program to </w:t>
+      </w:r>
+      <w:r>
+        <w:t>perform basic arithmetic operations</w:t>
+      </w:r>
+      <w:r>
+        <w:t xml:space="preserve"> in </w:t>
+      </w:r>
+      <w:r>
+        <w:t>T</w:t>
+      </w:r>
+      <w:r>
+        <w:t>ypescript.</w:t>
+      </w:r>
+    </w:p>
+    <w:p>
+      <w:pPr>
+        <w:pStyle w:val="S"/>
+      </w:pPr>
+    </w:p>
+    <w:p>
+      <w:pPr>
+        <w:pStyle w:val="H"/>
+      </w:pPr>
+      <w:r>
+        <w:t>Code:</w:t>
+      </w:r>
+    </w:p>
+    <w:p>
+      <w:pPr>
+        <w:pStyle w:val="Code"/>
+      </w:pPr>
+      <w:r>
+        <w:t xml:space="preserve">import * as </w:t>
+      </w:r>
+      <w:proofErr w:type="spellStart"/>
+      <w:r>
+        <w:t>readlineSync</w:t>
+      </w:r>
+      <w:proofErr w:type="spellEnd"/>
+      <w:r>
+        <w:t xml:space="preserve"> from "</w:t>
+      </w:r>
+      <w:proofErr w:type="spellStart"/>
+      <w:r>
+        <w:t>readline</w:t>
+      </w:r>
+      <w:proofErr w:type="spellEnd"/>
+      <w:r>
+        <w:t>-sync";</w:t>
+      </w:r>
+    </w:p>
+    <w:p>
+      <w:pPr>
+        <w:pStyle w:val="Code"/>
+      </w:pPr>
+    </w:p>
+    <w:p>
+      <w:pPr>
+        <w:pStyle w:val="Code"/>
+      </w:pPr>
+      <w:r>
+        <w:t xml:space="preserve">const num1Str = </w:t>
+      </w:r>
+      <w:proofErr w:type="spellStart"/>
+      <w:r>
+        <w:t>readlineSync.question</w:t>
+      </w:r>
+      <w:proofErr w:type="spellEnd"/>
+      <w:r>
+        <w:t>("</w:t>
+      </w:r>
+      <w:proofErr w:type="spellStart"/>
+      <w:r>
+        <w:t>pehla</w:t>
+      </w:r>
+      <w:proofErr w:type="spellEnd"/>
+      <w:r>
+        <w:t xml:space="preserve"> number </w:t>
+      </w:r>
+      <w:proofErr w:type="spellStart"/>
+      <w:r>
+        <w:t>daalo</w:t>
+      </w:r>
+      <w:proofErr w:type="spellEnd"/>
+      <w:r>
+        <w:t xml:space="preserve"> bhai: ");</w:t>
+      </w:r>
+    </w:p>
+    <w:p>
+      <w:pPr>
+        <w:pStyle w:val="Code"/>
+      </w:pPr>
+      <w:r>
+        <w:t xml:space="preserve">const num1 = </w:t>
+      </w:r>
+      <w:proofErr w:type="spellStart"/>
+      <w:r>
+        <w:t>parseFloat</w:t>
+      </w:r>
+      <w:proofErr w:type="spellEnd"/>
+      <w:r>
+        <w:t>(num1Str);</w:t>
+      </w:r>
+    </w:p>
+    <w:p>
+      <w:pPr>
+        <w:pStyle w:val="Code"/>
+      </w:pPr>
+    </w:p>
+    <w:p>
+      <w:pPr>
+        <w:pStyle w:val="Code"/>
+      </w:pPr>
+      <w:r>
+        <w:t xml:space="preserve">const num2Str = </w:t>
+      </w:r>
+      <w:proofErr w:type="spellStart"/>
+      <w:r>
+        <w:t>readlineSync.question</w:t>
+      </w:r>
+      <w:proofErr w:type="spellEnd"/>
+      <w:r>
+        <w:t xml:space="preserve">("doosra number </w:t>
+      </w:r>
+      <w:proofErr w:type="spellStart"/>
+      <w:r>
+        <w:t>daalo</w:t>
+      </w:r>
+      <w:proofErr w:type="spellEnd"/>
+      <w:r>
+        <w:t xml:space="preserve"> </w:t>
+      </w:r>
+      <w:proofErr w:type="spellStart"/>
+      <w:r>
+        <w:t>pleej</w:t>
+      </w:r>
+      <w:proofErr w:type="spellEnd"/>
+      <w:r>
+        <w:t>: ");</w:t>
+      </w:r>
+    </w:p>
+    <w:p>
+      <w:pPr>
+        <w:pStyle w:val="Code"/>
+      </w:pPr>
+      <w:r>
+        <w:t xml:space="preserve">const num2 = </w:t>
+      </w:r>
+      <w:proofErr w:type="spellStart"/>
+      <w:r>
+        <w:t>parseFloat</w:t>
+      </w:r>
+      <w:proofErr w:type="spellEnd"/>
+      <w:r>
+        <w:t>(num2Str);</w:t>
+      </w:r>
+    </w:p>
+    <w:p>
+      <w:pPr>
+        <w:pStyle w:val="Code"/>
+      </w:pPr>
+    </w:p>
+    <w:p>
+      <w:pPr>
+        <w:pStyle w:val="Code"/>
+      </w:pPr>
+      <w:r>
+        <w:t xml:space="preserve">const operator = </w:t>
+      </w:r>
+      <w:proofErr w:type="spellStart"/>
+      <w:r>
+        <w:t>readlineSync.question</w:t>
+      </w:r>
+      <w:proofErr w:type="spellEnd"/>
+      <w:r>
+        <w:t>("</w:t>
+      </w:r>
+      <w:proofErr w:type="spellStart"/>
+      <w:r>
+        <w:t>kya</w:t>
+      </w:r>
+      <w:proofErr w:type="spellEnd"/>
+      <w:r>
+        <w:t xml:space="preserve"> </w:t>
+      </w:r>
+      <w:proofErr w:type="spellStart"/>
+      <w:r>
+        <w:t>karna</w:t>
+      </w:r>
+      <w:proofErr w:type="spellEnd"/>
+      <w:r>
+        <w:t xml:space="preserve"> </w:t>
+      </w:r>
+      <w:proofErr w:type="spellStart"/>
+      <w:r>
+        <w:t>hai</w:t>
+      </w:r>
+      <w:proofErr w:type="spellEnd"/>
+      <w:r>
+        <w:t xml:space="preserve"> in </w:t>
+      </w:r>
+      <w:proofErr w:type="spellStart"/>
+      <w:r>
+        <w:t>dono</w:t>
+      </w:r>
+      <w:proofErr w:type="spellEnd"/>
+      <w:r>
+        <w:t xml:space="preserve"> number ka (+, -, *, /, %, **): ", {</w:t>
+      </w:r>
+    </w:p>
+    <w:p>
+      <w:pPr>
+        <w:pStyle w:val="Code"/>
+      </w:pPr>
+      <w:r>
+        <w:t>    limit: ["+", "-", "*", "/", "%", "**"],</w:t>
+      </w:r>
+    </w:p>
+    <w:p>
+      <w:pPr>
+        <w:pStyle w:val="Code"/>
+      </w:pPr>
+      <w:r>
+        <w:t xml:space="preserve">    </w:t>
+      </w:r>
+      <w:proofErr w:type="spellStart"/>
+      <w:r>
+        <w:t>limitMessage</w:t>
+      </w:r>
+      <w:proofErr w:type="spellEnd"/>
+      <w:r>
+        <w:t>: "</w:t>
+      </w:r>
+      <w:proofErr w:type="spellStart"/>
+      <w:r>
+        <w:t>sahi</w:t>
+      </w:r>
+      <w:proofErr w:type="spellEnd"/>
+      <w:r>
+        <w:t xml:space="preserve"> operator </w:t>
+      </w:r>
+      <w:proofErr w:type="spellStart"/>
+      <w:r>
+        <w:t>daalo</w:t>
+      </w:r>
+      <w:proofErr w:type="spellEnd"/>
+      <w:r>
+        <w:t xml:space="preserve"> </w:t>
+      </w:r>
+      <w:proofErr w:type="spellStart"/>
+      <w:r>
+        <w:t>pleej</w:t>
+      </w:r>
+      <w:proofErr w:type="spellEnd"/>
+      <w:r>
+        <w:t xml:space="preserve"> (+, -, *, /, %, **)",</w:t>
+      </w:r>
+    </w:p>
+    <w:p>
+      <w:pPr>
+        <w:pStyle w:val="Code"/>
+      </w:pPr>
+      <w:r>
+        <w:t>});</w:t>
+      </w:r>
+    </w:p>
+    <w:p>
+      <w:pPr>
+        <w:pStyle w:val="Code"/>
+      </w:pPr>
+    </w:p>
+    <w:p>
+      <w:pPr>
+        <w:pStyle w:val="Code"/>
+      </w:pPr>
+      <w:r>
+        <w:t>if (</w:t>
+      </w:r>
+      <w:proofErr w:type="spellStart"/>
+      <w:r>
+        <w:t>isNaN</w:t>
+      </w:r>
+      <w:proofErr w:type="spellEnd"/>
+      <w:r>
+        <w:t xml:space="preserve">(num1) || </w:t>
+      </w:r>
+      <w:proofErr w:type="spellStart"/>
+      <w:r>
+        <w:t>isNaN</w:t>
+      </w:r>
+      <w:proofErr w:type="spellEnd"/>
+      <w:r>
+        <w:t>(num2)) {</w:t>
+      </w:r>
+    </w:p>
+    <w:p>
+      <w:pPr>
+        <w:pStyle w:val="Code"/>
+      </w:pPr>
+      <w:r>
+        <w:t xml:space="preserve">    </w:t>
+      </w:r>
+      <w:proofErr w:type="spellStart"/>
+      <w:r>
+        <w:t>console.error</w:t>
+      </w:r>
+      <w:proofErr w:type="spellEnd"/>
+      <w:r>
+        <w:t xml:space="preserve">("Error: number </w:t>
+      </w:r>
+      <w:proofErr w:type="spellStart"/>
+      <w:r>
+        <w:t>daalona</w:t>
+      </w:r>
+      <w:proofErr w:type="spellEnd"/>
+      <w:r>
+        <w:t xml:space="preserve"> </w:t>
+      </w:r>
+      <w:proofErr w:type="spellStart"/>
+      <w:r>
+        <w:t>pleej</w:t>
+      </w:r>
+      <w:proofErr w:type="spellEnd"/>
+      <w:r>
+        <w:t>");</w:t>
+      </w:r>
+    </w:p>
+    <w:p>
+      <w:pPr>
+        <w:pStyle w:val="Code"/>
+      </w:pPr>
+      <w:r>
+        <w:t>}</w:t>
+      </w:r>
+    </w:p>
+    <w:p>
+      <w:pPr>
+        <w:pStyle w:val="Code"/>
+      </w:pPr>
+      <w:r>
+        <w:t>let result: number;</w:t>
+      </w:r>
+    </w:p>
+    <w:p>
+      <w:pPr>
+        <w:pStyle w:val="Code"/>
+      </w:pPr>
+      <w:r>
+        <w:t>try {</w:t>
+      </w:r>
+    </w:p>
+    <w:p>
+      <w:pPr>
+        <w:pStyle w:val="Code"/>
+      </w:pPr>
+      <w:r>
+        <w:t>    switch (operator) {</w:t>
+      </w:r>
+    </w:p>
+    <w:p>
+      <w:pPr>
+        <w:pStyle w:val="Code"/>
+      </w:pPr>
+      <w:r>
+        <w:t>        case "+":</w:t>
+      </w:r>
+    </w:p>
+    <w:p>
+      <w:pPr>
+        <w:pStyle w:val="Code"/>
+      </w:pPr>
+      <w:r>
+        <w:t>            result = num1 + num2;</w:t>
+      </w:r>
+    </w:p>
+    <w:p>
+      <w:pPr>
+        <w:pStyle w:val="Code"/>
+      </w:pPr>
+      <w:r>
+        <w:t>            break;</w:t>
+      </w:r>
+    </w:p>
+    <w:p>
+      <w:pPr>
+        <w:pStyle w:val="Code"/>
+      </w:pPr>
+      <w:r>
+        <w:t>        case "-":</w:t>
+      </w:r>
+    </w:p>
+    <w:p>
+      <w:pPr>
+        <w:pStyle w:val="Code"/>
+      </w:pPr>
+      <w:r>
+        <w:t>            result = num1 - num2;</w:t>
+      </w:r>
+    </w:p>
+    <w:p>
+      <w:pPr>
+        <w:pStyle w:val="Code"/>
+      </w:pPr>
+      <w:r>
+        <w:t>            break;</w:t>
+      </w:r>
+    </w:p>
+    <w:p>
+      <w:pPr>
+        <w:pStyle w:val="Code"/>
+      </w:pPr>
+      <w:r>
+        <w:t>        case "*":</w:t>
+      </w:r>
+    </w:p>
+    <w:p>
+      <w:pPr>
+        <w:pStyle w:val="Code"/>
+      </w:pPr>
+      <w:r>
+        <w:t>            result = num1 * num2;</w:t>
+      </w:r>
+    </w:p>
+    <w:p>
+      <w:pPr>
+        <w:pStyle w:val="Code"/>
+      </w:pPr>
+      <w:r>
+        <w:t>            break;</w:t>
+      </w:r>
+    </w:p>
+    <w:p>
+      <w:pPr>
+        <w:pStyle w:val="Code"/>
+      </w:pPr>
+      <w:r>
+        <w:t>        case "/":</w:t>
+      </w:r>
+    </w:p>
+    <w:p>
+      <w:pPr>
+        <w:pStyle w:val="Code"/>
+      </w:pPr>
+      <w:r>
+        <w:t>            if (num2 === 0) {</w:t>
+      </w:r>
+    </w:p>
+    <w:p>
+      <w:pPr>
+        <w:pStyle w:val="Code"/>
+      </w:pPr>
+      <w:r>
+        <w:t xml:space="preserve">                throw new Error("zero se divide </w:t>
+      </w:r>
+      <w:proofErr w:type="spellStart"/>
+      <w:r>
+        <w:t>nahi</w:t>
+      </w:r>
+      <w:proofErr w:type="spellEnd"/>
+      <w:r>
+        <w:t xml:space="preserve"> </w:t>
+      </w:r>
+      <w:proofErr w:type="spellStart"/>
+      <w:r>
+        <w:t>hota</w:t>
+      </w:r>
+      <w:proofErr w:type="spellEnd"/>
+      <w:r>
+        <w:t xml:space="preserve"> </w:t>
+      </w:r>
+      <w:proofErr w:type="spellStart"/>
+      <w:r>
+        <w:t>hai</w:t>
+      </w:r>
+      <w:proofErr w:type="spellEnd"/>
+      <w:r>
+        <w:t xml:space="preserve"> bro");</w:t>
+      </w:r>
+    </w:p>
+    <w:p>
+      <w:pPr>
+        <w:pStyle w:val="Code"/>
+      </w:pPr>
+      <w:r>
+        <w:t>            }</w:t>
+      </w:r>
+    </w:p>
+    <w:p>
+      <w:pPr>
+        <w:pStyle w:val="Code"/>
+      </w:pPr>
+      <w:r>
+        <w:t>            result = num1 / num2;</w:t>
+      </w:r>
+    </w:p>
+    <w:p>
+      <w:pPr>
+        <w:pStyle w:val="Code"/>
+      </w:pPr>
+      <w:r>
+        <w:t>            break;</w:t>
+      </w:r>
+    </w:p>
+    <w:p>
+      <w:pPr>
+        <w:pStyle w:val="Code"/>
+      </w:pPr>
+      <w:r>
+        <w:t>        case "%":</w:t>
+      </w:r>
+    </w:p>
+    <w:p>
+      <w:pPr>
+        <w:pStyle w:val="Code"/>
+      </w:pPr>
+      <w:r>
+        <w:t>            result = num1 % num2;</w:t>
+      </w:r>
+    </w:p>
+    <w:p>
+      <w:pPr>
+        <w:pStyle w:val="Code"/>
+      </w:pPr>
+      <w:r>
+        <w:t>            break;</w:t>
+      </w:r>
+    </w:p>
+    <w:p>
+      <w:pPr>
+        <w:pStyle w:val="Code"/>
+      </w:pPr>
+      <w:r>
+        <w:t>        case "**":</w:t>
+      </w:r>
+    </w:p>
+    <w:p>
+      <w:pPr>
+        <w:pStyle w:val="Code"/>
+      </w:pPr>
+      <w:r>
+        <w:t xml:space="preserve">            result = </w:t>
+      </w:r>
+      <w:proofErr w:type="spellStart"/>
+      <w:r>
+        <w:t>Math.pow</w:t>
+      </w:r>
+      <w:proofErr w:type="spellEnd"/>
+      <w:r>
+        <w:t>(num1, num2);</w:t>
+      </w:r>
+    </w:p>
+    <w:p>
+      <w:pPr>
+        <w:pStyle w:val="Code"/>
+      </w:pPr>
+      <w:r>
+        <w:t>            break;</w:t>
+      </w:r>
+    </w:p>
+    <w:p>
+      <w:pPr>
+        <w:pStyle w:val="Code"/>
+      </w:pPr>
+      <w:r>
+        <w:t>        default:</w:t>
+      </w:r>
+    </w:p>
+    <w:p>
+      <w:pPr>
+        <w:pStyle w:val="Code"/>
+      </w:pPr>
+      <w:r>
+        <w:t>            throw new Error(`</w:t>
+      </w:r>
+      <w:proofErr w:type="spellStart"/>
+      <w:r>
+        <w:t>galat</w:t>
+      </w:r>
+      <w:proofErr w:type="spellEnd"/>
+      <w:r>
+        <w:t xml:space="preserve"> operator: ${operator}`);</w:t>
+      </w:r>
+    </w:p>
+    <w:p>
+      <w:pPr>
+        <w:pStyle w:val="Code"/>
+      </w:pPr>
+      <w:r>
+        <w:t>    }</w:t>
+      </w:r>
+    </w:p>
+    <w:p>
+      <w:pPr>
+        <w:pStyle w:val="Code"/>
+      </w:pPr>
+    </w:p>
+    <w:p>
+      <w:pPr>
+        <w:pStyle w:val="Code"/>
+      </w:pPr>
+      <w:r>
+        <w:t>    console.log(`\n${num1} ${operator} ${num2} = ${result}`);</w:t>
+      </w:r>
+    </w:p>
+    <w:p>
+      <w:pPr>
+        <w:pStyle w:val="Code"/>
+      </w:pPr>
+      <w:r>
+        <w:t>} catch (error) {</w:t>
+      </w:r>
+    </w:p>
+    <w:p>
+      <w:pPr>
+        <w:pStyle w:val="Code"/>
+      </w:pPr>
+      <w:r>
+        <w:t xml:space="preserve">    if (error </w:t>
+      </w:r>
+      <w:proofErr w:type="spellStart"/>
+      <w:r>
+        <w:t>instanceof</w:t>
+      </w:r>
+      <w:proofErr w:type="spellEnd"/>
+      <w:r>
+        <w:t xml:space="preserve"> Error) {</w:t>
+      </w:r>
+    </w:p>
+    <w:p>
+      <w:pPr>
+        <w:pStyle w:val="Code"/>
+      </w:pPr>
+      <w:r>
+        <w:t xml:space="preserve">        </w:t>
+      </w:r>
+      <w:proofErr w:type="spellStart"/>
+      <w:r>
+        <w:t>console.error</w:t>
+      </w:r>
+      <w:proofErr w:type="spellEnd"/>
+      <w:r>
+        <w:t>(`Error: ${</w:t>
+      </w:r>
+      <w:proofErr w:type="spellStart"/>
+      <w:r>
+        <w:t>error.message</w:t>
+      </w:r>
+      <w:proofErr w:type="spellEnd"/>
+      <w:r>
+        <w:t>}`);</w:t>
+      </w:r>
+    </w:p>
+    <w:p>
+      <w:pPr>
+        <w:pStyle w:val="Code"/>
+      </w:pPr>
+      <w:r>
+        <w:t>    }</w:t>
+      </w:r>
+    </w:p>
+    <w:p>
+      <w:pPr>
+        <w:pStyle w:val="Code"/>
+      </w:pPr>
+      <w:r>
+        <w:t>}</w:t>
+      </w:r>
+    </w:p>
+    <w:p>
+      <w:pPr>
+        <w:pStyle w:val="H"/>
+      </w:pPr>
+      <w:proofErr w:type="spellStart"/>
+      <w:r>
+        <w:lastRenderedPageBreak/>
+        <w:t>Ouput</w:t>
+      </w:r>
+      <w:proofErr w:type="spellEnd"/>
+      <w:r>
+        <w:t>:</w:t>
+      </w:r>
+    </w:p>
+    <w:p>
+      <w:pPr>
+        <w:pStyle w:val="H"/>
+      </w:pPr>
+      <w:r>
+        <w:drawing>
+          <wp:inline distT="0" distB="0" distL="0" distR="0" wp14:anchorId="7879DE08" wp14:editId="75132DFF">
+            <wp:extent cx="6188710" cy="1256665"/>
+            <wp:effectExtent l="0" t="0" r="2540" b="635"/>
+            <wp:docPr id="2" name="Picture 2"/>
+            <wp:cNvGraphicFramePr>
+              <a:graphicFrameLocks xmlns:a="http://schemas.openxmlformats.org/drawingml/2006/main" noChangeAspect="1"/>
+            </wp:cNvGraphicFramePr>
+            <a:graphic xmlns:a="http://schemas.openxmlformats.org/drawingml/2006/main">
+              <a:graphicData uri="http://schemas.openxmlformats.org/drawingml/2006/picture">
+                <pic:pic xmlns:pic="http://schemas.openxmlformats.org/drawingml/2006/picture">
+                  <pic:nvPicPr>
+                    <pic:cNvPr id="1" name=""/>
+                    <pic:cNvPicPr/>
+                  </pic:nvPicPr>
+                  <pic:blipFill>
+                    <a:blip r:embed="rId9"/>
+                    <a:stretch>
+                      <a:fillRect/>
+                    </a:stretch>
+                  </pic:blipFill>
+                  <pic:spPr>
+                    <a:xfrm>
+                      <a:off x="0" y="0"/>
+                      <a:ext cx="6188710" cy="1256665"/>
+                    </a:xfrm>
+                    <a:prstGeom prst="rect">
+                      <a:avLst/>
+                    </a:prstGeom>
+                  </pic:spPr>
+                </pic:pic>
+              </a:graphicData>
+            </a:graphic>
+          </wp:inline>
+        </w:drawing>
+      </w:r>
+    </w:p>
+    <w:p>
+      <w:pPr>
+        <w:pStyle w:val="H"/>
+      </w:pPr>
+      <w:r>
+        <w:drawing>
+          <wp:inline distT="0" distB="0" distL="0" distR="0" wp14:anchorId="5E16B1BE" wp14:editId="4C07B121">
+            <wp:extent cx="6188710" cy="1226820"/>
+            <wp:effectExtent l="0" t="0" r="2540" b="0"/>
+            <wp:docPr id="3" name="Picture 3"/>
+            <wp:cNvGraphicFramePr>
+              <a:graphicFrameLocks xmlns:a="http://schemas.openxmlformats.org/drawingml/2006/main" noChangeAspect="1"/>
+            </wp:cNvGraphicFramePr>
+            <a:graphic xmlns:a="http://schemas.openxmlformats.org/drawingml/2006/main">
+              <a:graphicData uri="http://schemas.openxmlformats.org/drawingml/2006/picture">
+                <pic:pic xmlns:pic="http://schemas.openxmlformats.org/drawingml/2006/picture">
+                  <pic:nvPicPr>
+                    <pic:cNvPr id="1" name=""/>
+                    <pic:cNvPicPr/>
+                  </pic:nvPicPr>
+                  <pic:blipFill>
+                    <a:blip r:embed="rId10"/>
+                    <a:stretch>
+                      <a:fillRect/>
+                    </a:stretch>
+                  </pic:blipFill>
+                  <pic:spPr>
+                    <a:xfrm>
+                      <a:off x="0" y="0"/>
+                      <a:ext cx="6188710" cy="1226820"/>
+                    </a:xfrm>
+                    <a:prstGeom prst="rect">
+                      <a:avLst/>
+                    </a:prstGeom>
+                  </pic:spPr>
+                </pic:pic>
+              </a:graphicData>
+            </a:graphic>
+          </wp:inline>
+        </w:drawing>
+      </w:r>
+    </w:p>
+    <w:p>
+      <w:pPr>
+        <w:pStyle w:val="H"/>
+      </w:pPr>
+      <w:r>
+        <w:drawing>
+          <wp:inline distT="0" distB="0" distL="0" distR="0" wp14:anchorId="0E19FA06" wp14:editId="411965FF">
+            <wp:extent cx="6188710" cy="1272540"/>
+            <wp:effectExtent l="0" t="0" r="2540" b="3810"/>
+            <wp:docPr id="4" name="Picture 4"/>
+            <wp:cNvGraphicFramePr>
+              <a:graphicFrameLocks xmlns:a="http://schemas.openxmlformats.org/drawingml/2006/main" noChangeAspect="1"/>
+            </wp:cNvGraphicFramePr>
+            <a:graphic xmlns:a="http://schemas.openxmlformats.org/drawingml/2006/main">
+              <a:graphicData uri="http://schemas.openxmlformats.org/drawingml/2006/picture">
+                <pic:pic xmlns:pic="http://schemas.openxmlformats.org/drawingml/2006/picture">
+                  <pic:nvPicPr>
+                    <pic:cNvPr id="1" name=""/>
+                    <pic:cNvPicPr/>
+                  </pic:nvPicPr>
+                  <pic:blipFill>
+                    <a:blip r:embed="rId11"/>
+                    <a:stretch>
+                      <a:fillRect/>
+                    </a:stretch>
+                  </pic:blipFill>
+                  <pic:spPr>
+                    <a:xfrm>
+                      <a:off x="0" y="0"/>
+                      <a:ext cx="6188710" cy="1272540"/>
+                    </a:xfrm>
+                    <a:prstGeom prst="rect">
+                      <a:avLst/>
+                    </a:prstGeom>
+                  </pic:spPr>
+                </pic:pic>
+              </a:graphicData>
+            </a:graphic>
+          </wp:inline>
+        </w:drawing>
+      </w:r>
+    </w:p>
+    <w:p>
+      <w:pPr>
+        <w:pStyle w:val="H"/>
+      </w:pPr>
+      <w:r>
+        <w:drawing>
+          <wp:inline distT="0" distB="0" distL="0" distR="0" wp14:anchorId="45C0A3CB" wp14:editId="32D1D01E">
+            <wp:extent cx="6188710" cy="1278255"/>
+            <wp:effectExtent l="0" t="0" r="2540" b="0"/>
+            <wp:docPr id="5" name="Picture 5"/>
+            <wp:cNvGraphicFramePr>
+              <a:graphicFrameLocks xmlns:a="http://schemas.openxmlformats.org/drawingml/2006/main" noChangeAspect="1"/>
+            </wp:cNvGraphicFramePr>
+            <a:graphic xmlns:a="http://schemas.openxmlformats.org/drawingml/2006/main">
+              <a:graphicData uri="http://schemas.openxmlformats.org/drawingml/2006/picture">
+                <pic:pic xmlns:pic="http://schemas.openxmlformats.org/drawingml/2006/picture">
+                  <pic:nvPicPr>
+                    <pic:cNvPr id="1" name=""/>
+                    <pic:cNvPicPr/>
+                  </pic:nvPicPr>
+                  <pic:blipFill>
+                    <a:blip r:embed="rId12"/>
+                    <a:stretch>
+                      <a:fillRect/>
+                    </a:stretch>
+                  </pic:blipFill>
+                  <pic:spPr>
+                    <a:xfrm>
+                      <a:off x="0" y="0"/>
+                      <a:ext cx="6188710" cy="1278255"/>
+                    </a:xfrm>
+                    <a:prstGeom prst="rect">
+                      <a:avLst/>
+                    </a:prstGeom>
+                  </pic:spPr>
+                </pic:pic>
+              </a:graphicData>
+            </a:graphic>
+          </wp:inline>
+        </w:drawing>
+      </w:r>
+    </w:p>
+    <w:p>
+      <w:pPr>
+        <w:pStyle w:val="H"/>
+      </w:pPr>
+      <w:r>
+        <w:drawing>
+          <wp:inline distT="0" distB="0" distL="0" distR="0" wp14:anchorId="3F176806" wp14:editId="172B74BB">
+            <wp:extent cx="6188710" cy="1443355"/>
+            <wp:effectExtent l="0" t="0" r="2540" b="4445"/>
+            <wp:docPr id="6" name="Picture 6"/>
+            <wp:cNvGraphicFramePr>
+              <a:graphicFrameLocks xmlns:a="http://schemas.openxmlformats.org/drawingml/2006/main" noChangeAspect="1"/>
+            </wp:cNvGraphicFramePr>
+            <a:graphic xmlns:a="http://schemas.openxmlformats.org/drawingml/2006/main">
+              <a:graphicData uri="http://schemas.openxmlformats.org/drawingml/2006/picture">
+                <pic:pic xmlns:pic="http://schemas.openxmlformats.org/drawingml/2006/picture">
+                  <pic:nvPicPr>
+                    <pic:cNvPr id="1" name=""/>
+                    <pic:cNvPicPr/>
+                  </pic:nvPicPr>
+                  <pic:blipFill>
+                    <a:blip r:embed="rId13"/>
+                    <a:stretch>
+                      <a:fillRect/>
+                    </a:stretch>
+                  </pic:blipFill>
+                  <pic:spPr>
+                    <a:xfrm>
+                      <a:off x="0" y="0"/>
+                      <a:ext cx="6188710" cy="1443355"/>
+                    </a:xfrm>
+                    <a:prstGeom prst="rect">
+                      <a:avLst/>
+                    </a:prstGeom>
+                  </pic:spPr>
+                </pic:pic>
+              </a:graphicData>
+            </a:graphic>
+          </wp:inline>
+        </w:drawing>
+      </w:r>
+    </w:p>
+    <w:p>
+      <w:pPr>
+        <w:pStyle w:val="H"/>
+      </w:pPr>
+      <w:r>
+        <w:drawing>
+          <wp:inline distT="0" distB="0" distL="0" distR="0" wp14:anchorId="24CB46A0" wp14:editId="212348B0">
+            <wp:extent cx="6188710" cy="1255395"/>
+            <wp:effectExtent l="0" t="0" r="2540" b="1905"/>
+            <wp:docPr id="7" name="Picture 7"/>
+            <wp:cNvGraphicFramePr>
+              <a:graphicFrameLocks xmlns:a="http://schemas.openxmlformats.org/drawingml/2006/main" noChangeAspect="1"/>
+            </wp:cNvGraphicFramePr>
+            <a:graphic xmlns:a="http://schemas.openxmlformats.org/drawingml/2006/main">
+              <a:graphicData uri="http://schemas.openxmlformats.org/drawingml/2006/picture">
+                <pic:pic xmlns:pic="http://schemas.openxmlformats.org/drawingml/2006/picture">
+                  <pic:nvPicPr>
+                    <pic:cNvPr id="1" name=""/>
+                    <pic:cNvPicPr/>
+                  </pic:nvPicPr>
+                  <pic:blipFill>
+                    <a:blip r:embed="rId14"/>
+                    <a:stretch>
+                      <a:fillRect/>
+                    </a:stretch>
+                  </pic:blipFill>
+                  <pic:spPr>
+                    <a:xfrm>
+                      <a:off x="0" y="0"/>
+                      <a:ext cx="6188710" cy="1255395"/>
+                    </a:xfrm>
+                    <a:prstGeom prst="rect">
+                      <a:avLst/>
+                    </a:prstGeom>
+                  </pic:spPr>
+                </pic:pic>
+              </a:graphicData>
+            </a:graphic>
+          </wp:inline>
+        </w:drawing>
+      </w:r>
+    </w:p>
     <w:sectPr>
-      <w:headerReference w:type="even" r:id="rId7"/>
-      <w:headerReference w:type="default" r:id="rId8"/>
-      <w:footerReference w:type="even" r:id="rId9"/>
-      <w:footerReference w:type="default" r:id="rId10"/>
-      <w:headerReference w:type="first" r:id="rId11"/>
-      <w:footerReference w:type="first" r:id="rId12"/>
+      <w:headerReference w:type="even" r:id="rId15"/>
+      <w:headerReference w:type="default" r:id="rId16"/>
+      <w:footerReference w:type="even" r:id="rId17"/>
+      <w:footerReference w:type="default" r:id="rId18"/>
+      <w:headerReference w:type="first" r:id="rId19"/>
+      <w:footerReference w:type="first" r:id="rId20"/>
       <w:pgSz w:w="11906" w:h="16838"/>
       <w:pgMar w:top="1440" w:right="1080" w:bottom="1440" w:left="1080" w:header="708" w:footer="708" w:gutter="0"/>
       <w:cols w:space="708"/>
@@ -289,6 +1646,127 @@
     </w:pPr>
   </w:p>
 </w:hdr>
+</file>
+
+<file path=word/numbering.xml><?xml version="1.0" encoding="utf-8"?>
+<w:numbering xmlns:wpc="http://schemas.microsoft.com/office/word/2010/wordprocessingCanvas" xmlns:cx="http://schemas.microsoft.com/office/drawing/2014/chartex" xmlns:cx1="http://schemas.microsoft.com/office/drawing/2015/9/8/chartex" xmlns:cx2="http://schemas.microsoft.com/office/drawing/2015/10/21/chartex" xmlns:cx3="http://schemas.microsoft.com/office/drawing/2016/5/9/chartex" xmlns:cx4="http://schemas.microsoft.com/office/drawing/2016/5/10/chartex" xmlns:cx5="http://schemas.microsoft.com/office/drawing/2016/5/11/chartex" xmlns:cx6="http://schemas.microsoft.com/office/drawing/2016/5/12/chartex" xmlns:cx7="http://schemas.microsoft.com/office/drawing/2016/5/13/chartex" xmlns:cx8="http://schemas.microsoft.com/office/drawing/2016/5/14/chartex" xmlns:mc="http://schemas.openxmlformats.org/markup-compatibility/2006" xmlns:aink="http://schemas.microsoft.com/office/drawing/2016/ink" xmlns:am3d="http://schemas.microsoft.com/office/drawing/2017/model3d" xmlns:o="urn:schemas-microsoft-com:office:office" xmlns:r="http://schemas.openxmlformats.org/officeDocument/2006/relationships" xmlns:m="http://schemas.openxmlformats.org/officeDocument/2006/math" xmlns:v="urn:schemas-microsoft-com:vml" xmlns:wp14="http://schemas.microsoft.com/office/word/2010/wordprocessingDrawing" xmlns:wp="http://schemas.openxmlformats.org/drawingml/2006/wordprocessingDrawing" xmlns:w10="urn:schemas-microsoft-com:office:word" xmlns:w="http://schemas.openxmlformats.org/wordprocessingml/2006/main" xmlns:w14="http://schemas.microsoft.com/office/word/2010/wordml" xmlns:w15="http://schemas.microsoft.com/office/word/2012/wordml" xmlns:w16cex="http://schemas.microsoft.com/office/word/2018/wordml/cex" xmlns:w16cid="http://schemas.microsoft.com/office/word/2016/wordml/cid" xmlns:w16="http://schemas.microsoft.com/office/word/2018/wordml" xmlns:w16sdtdh="http://schemas.microsoft.com/office/word/2020/wordml/sdtdatahash" xmlns:w16se="http://schemas.microsoft.com/office/word/2015/wordml/symex" xmlns:wpg="http://schemas.microsoft.com/office/word/2010/wordprocessingGroup" xmlns:wpi="http://schemas.microsoft.com/office/word/2010/wordprocessingInk" xmlns:wne="http://schemas.microsoft.com/office/word/2006/wordml" xmlns:wps="http://schemas.microsoft.com/office/word/2010/wordprocessingShape" mc:Ignorable="w14 w15 w16se w16cid w16 w16cex w16sdtdh wp14">
+  <w:abstractNum w:abstractNumId="0" w15:restartNumberingAfterBreak="0">
+    <w:nsid w:val="04E2026B"/>
+    <w:multiLevelType w:val="hybridMultilevel"/>
+    <w:tmpl w:val="E21CDD10"/>
+    <w:lvl w:ilvl="0" w:tplc="40090001">
+      <w:start w:val="1"/>
+      <w:numFmt w:val="bullet"/>
+      <w:lvlText w:val=""/>
+      <w:lvlJc w:val="left"/>
+      <w:pPr>
+        <w:ind w:left="720" w:hanging="360"/>
+      </w:pPr>
+      <w:rPr>
+        <w:rFonts w:ascii="Symbol" w:hAnsi="Symbol" w:hint="default"/>
+      </w:rPr>
+    </w:lvl>
+    <w:lvl w:ilvl="1" w:tplc="40090003" w:tentative="1">
+      <w:start w:val="1"/>
+      <w:numFmt w:val="bullet"/>
+      <w:lvlText w:val="o"/>
+      <w:lvlJc w:val="left"/>
+      <w:pPr>
+        <w:ind w:left="1440" w:hanging="360"/>
+      </w:pPr>
+      <w:rPr>
+        <w:rFonts w:ascii="Courier New" w:hAnsi="Courier New" w:cs="Courier New" w:hint="default"/>
+      </w:rPr>
+    </w:lvl>
+    <w:lvl w:ilvl="2" w:tplc="40090005" w:tentative="1">
+      <w:start w:val="1"/>
+      <w:numFmt w:val="bullet"/>
+      <w:lvlText w:val=""/>
+      <w:lvlJc w:val="left"/>
+      <w:pPr>
+        <w:ind w:left="2160" w:hanging="360"/>
+      </w:pPr>
+      <w:rPr>
+        <w:rFonts w:ascii="Wingdings" w:hAnsi="Wingdings" w:hint="default"/>
+      </w:rPr>
+    </w:lvl>
+    <w:lvl w:ilvl="3" w:tplc="40090001" w:tentative="1">
+      <w:start w:val="1"/>
+      <w:numFmt w:val="bullet"/>
+      <w:lvlText w:val=""/>
+      <w:lvlJc w:val="left"/>
+      <w:pPr>
+        <w:ind w:left="2880" w:hanging="360"/>
+      </w:pPr>
+      <w:rPr>
+        <w:rFonts w:ascii="Symbol" w:hAnsi="Symbol" w:hint="default"/>
+      </w:rPr>
+    </w:lvl>
+    <w:lvl w:ilvl="4" w:tplc="40090003" w:tentative="1">
+      <w:start w:val="1"/>
+      <w:numFmt w:val="bullet"/>
+      <w:lvlText w:val="o"/>
+      <w:lvlJc w:val="left"/>
+      <w:pPr>
+        <w:ind w:left="3600" w:hanging="360"/>
+      </w:pPr>
+      <w:rPr>
+        <w:rFonts w:ascii="Courier New" w:hAnsi="Courier New" w:cs="Courier New" w:hint="default"/>
+      </w:rPr>
+    </w:lvl>
+    <w:lvl w:ilvl="5" w:tplc="40090005" w:tentative="1">
+      <w:start w:val="1"/>
+      <w:numFmt w:val="bullet"/>
+      <w:lvlText w:val=""/>
+      <w:lvlJc w:val="left"/>
+      <w:pPr>
+        <w:ind w:left="4320" w:hanging="360"/>
+      </w:pPr>
+      <w:rPr>
+        <w:rFonts w:ascii="Wingdings" w:hAnsi="Wingdings" w:hint="default"/>
+      </w:rPr>
+    </w:lvl>
+    <w:lvl w:ilvl="6" w:tplc="40090001" w:tentative="1">
+      <w:start w:val="1"/>
+      <w:numFmt w:val="bullet"/>
+      <w:lvlText w:val=""/>
+      <w:lvlJc w:val="left"/>
+      <w:pPr>
+        <w:ind w:left="5040" w:hanging="360"/>
+      </w:pPr>
+      <w:rPr>
+        <w:rFonts w:ascii="Symbol" w:hAnsi="Symbol" w:hint="default"/>
+      </w:rPr>
+    </w:lvl>
+    <w:lvl w:ilvl="7" w:tplc="40090003" w:tentative="1">
+      <w:start w:val="1"/>
+      <w:numFmt w:val="bullet"/>
+      <w:lvlText w:val="o"/>
+      <w:lvlJc w:val="left"/>
+      <w:pPr>
+        <w:ind w:left="5760" w:hanging="360"/>
+      </w:pPr>
+      <w:rPr>
+        <w:rFonts w:ascii="Courier New" w:hAnsi="Courier New" w:cs="Courier New" w:hint="default"/>
+      </w:rPr>
+    </w:lvl>
+    <w:lvl w:ilvl="8" w:tplc="40090005" w:tentative="1">
+      <w:start w:val="1"/>
+      <w:numFmt w:val="bullet"/>
+      <w:lvlText w:val=""/>
+      <w:lvlJc w:val="left"/>
+      <w:pPr>
+        <w:ind w:left="6480" w:hanging="360"/>
+      </w:pPr>
+      <w:rPr>
+        <w:rFonts w:ascii="Wingdings" w:hAnsi="Wingdings" w:hint="default"/>
+      </w:rPr>
+    </w:lvl>
+  </w:abstractNum>
+  <w:num w:numId="1">
+    <w:abstractNumId w:val="0"/>
+  </w:num>
+</w:numbering>
 </file>
 
 <file path=word/styles.xml><?xml version="1.0" encoding="utf-8"?>
@@ -690,10 +2168,30 @@
     <w:name w:val="Normal"/>
     <w:qFormat/>
   </w:style>
+  <w:style w:type="paragraph" w:styleId="Heading1">
+    <w:name w:val="heading 1"/>
+    <w:basedOn w:val="Normal"/>
+    <w:next w:val="Normal"/>
+    <w:link w:val="Heading1Char"/>
+    <w:uiPriority w:val="9"/>
+    <w:qFormat/>
+    <w:rsid w:val="00F73626"/>
+    <w:pPr>
+      <w:keepNext/>
+      <w:keepLines/>
+      <w:spacing w:before="240" w:after="0"/>
+      <w:outlineLvl w:val="0"/>
+    </w:pPr>
+    <w:rPr>
+      <w:rFonts w:asciiTheme="majorHAnsi" w:eastAsiaTheme="majorEastAsia" w:hAnsiTheme="majorHAnsi" w:cstheme="majorBidi"/>
+      <w:color w:val="2F5496" w:themeColor="accent1" w:themeShade="BF"/>
+      <w:sz w:val="32"/>
+      <w:szCs w:val="32"/>
+    </w:rPr>
+  </w:style>
   <w:style w:type="character" w:default="1" w:styleId="DefaultParagraphFont">
     <w:name w:val="Default Paragraph Font"/>
     <w:uiPriority w:val="1"/>
-    <w:semiHidden/>
     <w:unhideWhenUsed/>
   </w:style>
   <w:style w:type="table" w:default="1" w:styleId="TableNormal">
@@ -1071,6 +2569,120 @@
       </w:tcPr>
     </w:tblStylePr>
   </w:style>
+  <w:style w:type="character" w:customStyle="1" w:styleId="Heading1Char">
+    <w:name w:val="Heading 1 Char"/>
+    <w:basedOn w:val="DefaultParagraphFont"/>
+    <w:link w:val="Heading1"/>
+    <w:uiPriority w:val="9"/>
+    <w:rsid w:val="00F73626"/>
+    <w:rPr>
+      <w:rFonts w:asciiTheme="majorHAnsi" w:eastAsiaTheme="majorEastAsia" w:hAnsiTheme="majorHAnsi" w:cstheme="majorBidi"/>
+      <w:color w:val="2F5496" w:themeColor="accent1" w:themeShade="BF"/>
+      <w:sz w:val="32"/>
+      <w:szCs w:val="32"/>
+    </w:rPr>
+  </w:style>
+  <w:style w:type="paragraph" w:customStyle="1" w:styleId="H">
+    <w:name w:val="H"/>
+    <w:basedOn w:val="Normal"/>
+    <w:link w:val="HChar"/>
+    <w:qFormat/>
+    <w:rsid w:val="00F73626"/>
+    <w:rPr>
+      <w:b/>
+      <w:bCs/>
+      <w:sz w:val="24"/>
+      <w:szCs w:val="24"/>
+      <w:lang w:val="en-US"/>
+    </w:rPr>
+  </w:style>
+  <w:style w:type="paragraph" w:customStyle="1" w:styleId="S">
+    <w:name w:val="S"/>
+    <w:basedOn w:val="Normal"/>
+    <w:link w:val="SChar"/>
+    <w:qFormat/>
+    <w:rsid w:val="00F960EF"/>
+    <w:rPr>
+      <w:sz w:val="4"/>
+      <w:szCs w:val="4"/>
+      <w:lang w:val="en-US"/>
+    </w:rPr>
+  </w:style>
+  <w:style w:type="character" w:customStyle="1" w:styleId="HChar">
+    <w:name w:val="H Char"/>
+    <w:basedOn w:val="DefaultParagraphFont"/>
+    <w:link w:val="H"/>
+    <w:rsid w:val="00F73626"/>
+    <w:rPr>
+      <w:b/>
+      <w:bCs/>
+      <w:sz w:val="24"/>
+      <w:szCs w:val="24"/>
+      <w:lang w:val="en-US"/>
+    </w:rPr>
+  </w:style>
+  <w:style w:type="paragraph" w:customStyle="1" w:styleId="T">
+    <w:name w:val="T"/>
+    <w:basedOn w:val="H"/>
+    <w:link w:val="TChar"/>
+    <w:qFormat/>
+    <w:rsid w:val="00AE4766"/>
+    <w:rPr>
+      <w:b w:val="0"/>
+      <w:bCs w:val="0"/>
+      <w:sz w:val="22"/>
+      <w:szCs w:val="22"/>
+    </w:rPr>
+  </w:style>
+  <w:style w:type="character" w:customStyle="1" w:styleId="SChar">
+    <w:name w:val="S Char"/>
+    <w:basedOn w:val="DefaultParagraphFont"/>
+    <w:link w:val="S"/>
+    <w:rsid w:val="00F960EF"/>
+    <w:rPr>
+      <w:sz w:val="4"/>
+      <w:szCs w:val="4"/>
+      <w:lang w:val="en-US"/>
+    </w:rPr>
+  </w:style>
+  <w:style w:type="paragraph" w:customStyle="1" w:styleId="ds-markdown-paragraph">
+    <w:name w:val="ds-markdown-paragraph"/>
+    <w:basedOn w:val="Normal"/>
+    <w:rsid w:val="00AE4766"/>
+    <w:pPr>
+      <w:spacing w:before="100" w:beforeAutospacing="1" w:after="100" w:afterAutospacing="1" w:line="240" w:lineRule="auto"/>
+    </w:pPr>
+    <w:rPr>
+      <w:rFonts w:ascii="Times New Roman" w:eastAsia="Times New Roman" w:hAnsi="Times New Roman" w:cs="Times New Roman"/>
+      <w:sz w:val="24"/>
+      <w:szCs w:val="24"/>
+      <w:lang w:eastAsia="en-IN"/>
+    </w:rPr>
+  </w:style>
+  <w:style w:type="character" w:customStyle="1" w:styleId="TChar">
+    <w:name w:val="T Char"/>
+    <w:basedOn w:val="HChar"/>
+    <w:link w:val="T"/>
+    <w:rsid w:val="00AE4766"/>
+    <w:rPr>
+      <w:b w:val="0"/>
+      <w:bCs w:val="0"/>
+      <w:sz w:val="24"/>
+      <w:szCs w:val="24"/>
+      <w:lang w:val="en-US"/>
+    </w:rPr>
+  </w:style>
+  <w:style w:type="character" w:styleId="Strong">
+    <w:name w:val="Strong"/>
+    <w:basedOn w:val="DefaultParagraphFont"/>
+    <w:uiPriority w:val="22"/>
+    <w:qFormat/>
+    <w:rsid w:val="00AE4766"/>
+    <w:rPr>
+      <w:b/>
+      <w:bCs/>
+    </w:rPr>
+  </w:style>
 </w:styles>
 </file>
 
@@ -1112,6 +2724,34 @@
 
 <file path=word/glossary/fontTable.xml><?xml version="1.0" encoding="utf-8"?>
 <w:fonts xmlns:mc="http://schemas.openxmlformats.org/markup-compatibility/2006" xmlns:r="http://schemas.openxmlformats.org/officeDocument/2006/relationships" xmlns:w="http://schemas.openxmlformats.org/wordprocessingml/2006/main" xmlns:w14="http://schemas.microsoft.com/office/word/2010/wordml" xmlns:w15="http://schemas.microsoft.com/office/word/2012/wordml" xmlns:w16cex="http://schemas.microsoft.com/office/word/2018/wordml/cex" xmlns:w16cid="http://schemas.microsoft.com/office/word/2016/wordml/cid" xmlns:w16="http://schemas.microsoft.com/office/word/2018/wordml" xmlns:w16sdtdh="http://schemas.microsoft.com/office/word/2020/wordml/sdtdatahash" xmlns:w16se="http://schemas.microsoft.com/office/word/2015/wordml/symex" mc:Ignorable="w14 w15 w16se w16cid w16 w16cex w16sdtdh">
+  <w:font w:name="Symbol">
+    <w:panose1 w:val="05050102010706020507"/>
+    <w:charset w:val="02"/>
+    <w:family w:val="roman"/>
+    <w:pitch w:val="variable"/>
+    <w:sig w:usb0="00000000" w:usb1="10000000" w:usb2="00000000" w:usb3="00000000" w:csb0="80000000" w:csb1="00000000"/>
+  </w:font>
+  <w:font w:name="Times New Roman">
+    <w:panose1 w:val="02020603050405020304"/>
+    <w:charset w:val="00"/>
+    <w:family w:val="roman"/>
+    <w:pitch w:val="variable"/>
+    <w:sig w:usb0="E0002EFF" w:usb1="C000785B" w:usb2="00000009" w:usb3="00000000" w:csb0="000001FF" w:csb1="00000000"/>
+  </w:font>
+  <w:font w:name="Courier New">
+    <w:panose1 w:val="02070309020205020404"/>
+    <w:charset w:val="00"/>
+    <w:family w:val="modern"/>
+    <w:pitch w:val="fixed"/>
+    <w:sig w:usb0="E0002EFF" w:usb1="C0007843" w:usb2="00000009" w:usb3="00000000" w:csb0="000001FF" w:csb1="00000000"/>
+  </w:font>
+  <w:font w:name="Wingdings">
+    <w:panose1 w:val="05000000000000000000"/>
+    <w:charset w:val="02"/>
+    <w:family w:val="auto"/>
+    <w:pitch w:val="variable"/>
+    <w:sig w:usb0="00000000" w:usb1="10000000" w:usb2="00000000" w:usb3="00000000" w:csb0="80000000" w:csb1="00000000"/>
+  </w:font>
   <w:font w:name="Calibri">
     <w:panose1 w:val="020F0502020204030204"/>
     <w:charset w:val="00"/>
@@ -1119,12 +2759,12 @@
     <w:pitch w:val="variable"/>
     <w:sig w:usb0="E4002EFF" w:usb1="C000247B" w:usb2="00000009" w:usb3="00000000" w:csb0="000001FF" w:csb1="00000000"/>
   </w:font>
-  <w:font w:name="Times New Roman">
-    <w:panose1 w:val="02020603050405020304"/>
+  <w:font w:name="Calibri Light">
+    <w:panose1 w:val="020F0302020204030204"/>
     <w:charset w:val="00"/>
-    <w:family w:val="roman"/>
+    <w:family w:val="swiss"/>
     <w:pitch w:val="variable"/>
-    <w:sig w:usb0="E0002EFF" w:usb1="C000785B" w:usb2="00000009" w:usb3="00000000" w:csb0="000001FF" w:csb1="00000000"/>
+    <w:sig w:usb0="E4002EFF" w:usb1="C000247B" w:usb2="00000009" w:usb3="00000000" w:csb0="000001FF" w:csb1="00000000"/>
   </w:font>
   <w:font w:name="JetBrains Mono NL">
     <w:panose1 w:val="02000009000000000000"/>
@@ -1142,7 +2782,6 @@
   </w:font>
   <w:font w:name="Cascadia Code">
     <w:altName w:val="Segoe UI Symbol"/>
-    <w:panose1 w:val="020B0609020000020004"/>
     <w:charset w:val="00"/>
     <w:family w:val="modern"/>
     <w:pitch w:val="fixed"/>
@@ -1161,13 +2800,6 @@
     <w:family w:val="swiss"/>
     <w:pitch w:val="variable"/>
     <w:sig w:usb0="800002A7" w:usb1="28CF4400" w:usb2="00000016" w:usb3="00000000" w:csb0="00100009" w:csb1="00000000"/>
-  </w:font>
-  <w:font w:name="Calibri Light">
-    <w:panose1 w:val="020F0302020204030204"/>
-    <w:charset w:val="00"/>
-    <w:family w:val="swiss"/>
-    <w:pitch w:val="variable"/>
-    <w:sig w:usb0="E4002EFF" w:usb1="C000247B" w:usb2="00000009" w:usb3="00000000" w:csb0="000001FF" w:csb1="00000000"/>
   </w:font>
 </w:fonts>
 </file>
@@ -1188,6 +2820,7 @@
   </w:compat>
   <w:rsids>
     <w:rsidRoot w:val="008238CD"/>
+    <w:rsid w:val="00073008"/>
     <w:rsid w:val="0034117F"/>
     <w:rsid w:val="003A6ABC"/>
     <w:rsid w:val="004F7305"/>
